--- a/docs/STRATEGY_TEST_PLAN.docx
+++ b/docs/STRATEGY_TEST_PLAN.docx
@@ -1129,7 +1129,600 @@
           </w:p>
         </w:tc>
       </w:tr>
+      <w:tr>
+        <w:tc>
+          <w:tcPr>
+            <w:tcW w:type="dxa" w:w="1728"/>
+          </w:tcPr>
+          <w:p>
+            <w:r>
+              <w:rPr>
+                <w:b w:val="0"/>
+              </w:rPr>
+              <w:t>13</w:t>
+            </w:r>
+          </w:p>
+        </w:tc>
+        <w:tc>
+          <w:tcPr>
+            <w:tcW w:type="dxa" w:w="1728"/>
+          </w:tcPr>
+          <w:p>
+            <w:r>
+              <w:rPr>
+                <w:b/>
+              </w:rPr>
+              <w:t>Sector-neutral value</w:t>
+            </w:r>
+            <w:r>
+              <w:rPr>
+                <w:b w:val="0"/>
+              </w:rPr>
+              <w:t xml:space="preserve"> (lift the one generalizing leg)</w:t>
+            </w:r>
+          </w:p>
+        </w:tc>
+        <w:tc>
+          <w:tcPr>
+            <w:tcW w:type="dxa" w:w="1728"/>
+          </w:tcPr>
+          <w:p>
+            <w:r>
+              <w:rPr>
+                <w:b w:val="0"/>
+              </w:rPr>
+              <w:t>EDGAR + SIC (cached)</w:t>
+            </w:r>
+          </w:p>
+        </w:tc>
+        <w:tc>
+          <w:tcPr>
+            <w:tcW w:type="dxa" w:w="1728"/>
+          </w:tcPr>
+          <w:p>
+            <w:r>
+              <w:rPr>
+                <w:b w:val="0"/>
+              </w:rPr>
+              <w:t>❌</w:t>
+            </w:r>
+          </w:p>
+        </w:tc>
+        <w:tc>
+          <w:tcPr>
+            <w:tcW w:type="dxa" w:w="1728"/>
+          </w:tcPr>
+          <w:p>
+            <w:r>
+              <w:rPr>
+                <w:b w:val="0"/>
+              </w:rPr>
+              <w:t xml:space="preserve">in-sample 0.11→0.34 but </w:t>
+            </w:r>
+            <w:r>
+              <w:rPr>
+                <w:b/>
+              </w:rPr>
+              <w:t>fresh +0.70→−0.64</w:t>
+            </w:r>
+            <w:r>
+              <w:rPr>
+                <w:b w:val="0"/>
+              </w:rPr>
+              <w:t xml:space="preserve"> — neutralizing kills generalization (Case 36)</w:t>
+            </w:r>
+          </w:p>
+        </w:tc>
+      </w:tr>
+      <w:tr>
+        <w:tc>
+          <w:tcPr>
+            <w:tcW w:type="dxa" w:w="1728"/>
+          </w:tcPr>
+          <w:p>
+            <w:r>
+              <w:rPr>
+                <w:b w:val="0"/>
+              </w:rPr>
+              <w:t>14</w:t>
+            </w:r>
+          </w:p>
+        </w:tc>
+        <w:tc>
+          <w:tcPr>
+            <w:tcW w:type="dxa" w:w="1728"/>
+          </w:tcPr>
+          <w:p>
+            <w:r>
+              <w:rPr>
+                <w:b/>
+              </w:rPr>
+              <w:t>Value + momentum combo</w:t>
+            </w:r>
+            <w:r>
+              <w:rPr>
+                <w:b w:val="0"/>
+              </w:rPr>
+              <w:t xml:space="preserve"> (AMP, 2nd-leg hunt)</w:t>
+            </w:r>
+          </w:p>
+        </w:tc>
+        <w:tc>
+          <w:tcPr>
+            <w:tcW w:type="dxa" w:w="1728"/>
+          </w:tcPr>
+          <w:p>
+            <w:r>
+              <w:rPr>
+                <w:b w:val="0"/>
+              </w:rPr>
+              <w:t>EDGAR + bars</w:t>
+            </w:r>
+          </w:p>
+        </w:tc>
+        <w:tc>
+          <w:tcPr>
+            <w:tcW w:type="dxa" w:w="1728"/>
+          </w:tcPr>
+          <w:p>
+            <w:r>
+              <w:rPr>
+                <w:b w:val="0"/>
+              </w:rPr>
+              <w:t>❌</w:t>
+            </w:r>
+          </w:p>
+        </w:tc>
+        <w:tc>
+          <w:tcPr>
+            <w:tcW w:type="dxa" w:w="1728"/>
+          </w:tcPr>
+          <w:p>
+            <w:r>
+              <w:rPr>
+                <w:b w:val="0"/>
+              </w:rPr>
+              <w:t xml:space="preserve">every in-universe metric up (main→0.51, OOS-time→+0.76) but </w:t>
+            </w:r>
+            <w:r>
+              <w:rPr>
+                <w:b/>
+              </w:rPr>
+              <w:t>fresh&lt;0 for any mom weight</w:t>
+            </w:r>
+            <w:r>
+              <w:rPr>
+                <w:b w:val="0"/>
+              </w:rPr>
+              <w:t xml:space="preserve"> (Case 37)</w:t>
+            </w:r>
+          </w:p>
+        </w:tc>
+      </w:tr>
+      <w:tr>
+        <w:tc>
+          <w:tcPr>
+            <w:tcW w:type="dxa" w:w="1728"/>
+          </w:tcPr>
+          <w:p>
+            <w:r>
+              <w:rPr>
+                <w:b w:val="0"/>
+              </w:rPr>
+              <w:t>15</w:t>
+            </w:r>
+          </w:p>
+        </w:tc>
+        <w:tc>
+          <w:tcPr>
+            <w:tcW w:type="dxa" w:w="1728"/>
+          </w:tcPr>
+          <w:p>
+            <w:r>
+              <w:rPr>
+                <w:b/>
+              </w:rPr>
+              <w:t>Value on MID-CAPS</w:t>
+            </w:r>
+            <w:r>
+              <w:rPr>
+                <w:b w:val="0"/>
+              </w:rPr>
+              <w:t xml:space="preserve"> (where the premium lives)</w:t>
+            </w:r>
+          </w:p>
+        </w:tc>
+        <w:tc>
+          <w:tcPr>
+            <w:tcW w:type="dxa" w:w="1728"/>
+          </w:tcPr>
+          <w:p>
+            <w:r>
+              <w:rPr>
+                <w:b w:val="0"/>
+              </w:rPr>
+              <w:t>new 137-name S&amp;P400 + EDGAR</w:t>
+            </w:r>
+          </w:p>
+        </w:tc>
+        <w:tc>
+          <w:tcPr>
+            <w:tcW w:type="dxa" w:w="1728"/>
+          </w:tcPr>
+          <w:p>
+            <w:r>
+              <w:rPr>
+                <w:b w:val="0"/>
+              </w:rPr>
+              <w:t>⚠️</w:t>
+            </w:r>
+          </w:p>
+        </w:tc>
+        <w:tc>
+          <w:tcPr>
+            <w:tcW w:type="dxa" w:w="1728"/>
+          </w:tcPr>
+          <w:p>
+            <w:r>
+              <w:rPr>
+                <w:b/>
+              </w:rPr>
+              <w:t>0.21 (2× large-cap 0.11) AND holdout +0.14</w:t>
+            </w:r>
+            <w:r>
+              <w:rPr>
+                <w:b w:val="0"/>
+              </w:rPr>
+              <w:t xml:space="preserve"> — size-tilt confirmed, still sub-rail (Case 38)</w:t>
+            </w:r>
+          </w:p>
+        </w:tc>
+      </w:tr>
+      <w:tr>
+        <w:tc>
+          <w:tcPr>
+            <w:tcW w:type="dxa" w:w="1728"/>
+          </w:tcPr>
+          <w:p>
+            <w:r>
+              <w:rPr>
+                <w:b w:val="0"/>
+              </w:rPr>
+              <w:t>16</w:t>
+            </w:r>
+          </w:p>
+        </w:tc>
+        <w:tc>
+          <w:tcPr>
+            <w:tcW w:type="dxa" w:w="1728"/>
+          </w:tcPr>
+          <w:p>
+            <w:r>
+              <w:rPr>
+                <w:b/>
+              </w:rPr>
+              <w:t>Value on SMALL-CAPS</w:t>
+            </w:r>
+            <w:r>
+              <w:rPr>
+                <w:b w:val="0"/>
+              </w:rPr>
+              <w:t xml:space="preserve"> (push the size-tilt)</w:t>
+            </w:r>
+          </w:p>
+        </w:tc>
+        <w:tc>
+          <w:tcPr>
+            <w:tcW w:type="dxa" w:w="1728"/>
+          </w:tcPr>
+          <w:p>
+            <w:r>
+              <w:rPr>
+                <w:b w:val="0"/>
+              </w:rPr>
+              <w:t>new 110-name S&amp;P600 + EDGAR</w:t>
+            </w:r>
+          </w:p>
+        </w:tc>
+        <w:tc>
+          <w:tcPr>
+            <w:tcW w:type="dxa" w:w="1728"/>
+          </w:tcPr>
+          <w:p>
+            <w:r>
+              <w:rPr>
+                <w:b w:val="0"/>
+              </w:rPr>
+              <w:t>❌</w:t>
+            </w:r>
+          </w:p>
+        </w:tc>
+        <w:tc>
+          <w:tcPr>
+            <w:tcW w:type="dxa" w:w="1728"/>
+          </w:tcPr>
+          <w:p>
+            <w:r>
+              <w:rPr>
+                <w:b/>
+              </w:rPr>
+              <w:t>inverts to −0.26</w:t>
+            </w:r>
+            <w:r>
+              <w:rPr>
+                <w:b w:val="0"/>
+              </w:rPr>
+              <w:t xml:space="preserve"> — value-trap + small-cap bear; size-tilt non-monotonic, peaks mid (Case 39)</w:t>
+            </w:r>
+          </w:p>
+        </w:tc>
+      </w:tr>
+      <w:tr>
+        <w:tc>
+          <w:tcPr>
+            <w:tcW w:type="dxa" w:w="1728"/>
+          </w:tcPr>
+          <w:p>
+            <w:r>
+              <w:rPr>
+                <w:b w:val="0"/>
+              </w:rPr>
+              <w:t>17</w:t>
+            </w:r>
+          </w:p>
+        </w:tc>
+        <w:tc>
+          <w:tcPr>
+            <w:tcW w:type="dxa" w:w="1728"/>
+          </w:tcPr>
+          <w:p>
+            <w:r>
+              <w:rPr>
+                <w:b/>
+              </w:rPr>
+              <w:t>Mid-cap value + LIGHT momentum</w:t>
+            </w:r>
+            <w:r>
+              <w:rPr>
+                <w:b w:val="0"/>
+              </w:rPr>
+              <w:t xml:space="preserve"> (AMP where premia real)</w:t>
+            </w:r>
+          </w:p>
+        </w:tc>
+        <w:tc>
+          <w:tcPr>
+            <w:tcW w:type="dxa" w:w="1728"/>
+          </w:tcPr>
+          <w:p>
+            <w:r>
+              <w:rPr>
+                <w:b w:val="0"/>
+              </w:rPr>
+              <w:t>midcap bars + EDGAR</w:t>
+            </w:r>
+          </w:p>
+        </w:tc>
+        <w:tc>
+          <w:tcPr>
+            <w:tcW w:type="dxa" w:w="1728"/>
+          </w:tcPr>
+          <w:p>
+            <w:r>
+              <w:rPr>
+                <w:b w:val="0"/>
+              </w:rPr>
+              <w:t>⚠️</w:t>
+            </w:r>
+          </w:p>
+        </w:tc>
+        <w:tc>
+          <w:tcPr>
+            <w:tcW w:type="dxa" w:w="1728"/>
+          </w:tcPr>
+          <w:p>
+            <w:r>
+              <w:rPr>
+                <w:b/>
+              </w:rPr>
+              <w:t>0.39 / holdout +0.24</w:t>
+            </w:r>
+            <w:r>
+              <w:rPr>
+                <w:b w:val="0"/>
+              </w:rPr>
+              <w:t xml:space="preserve"> (best generalizing fundamental); light tilt *helps*, but fails regime+DSR rail (Case 40)</w:t>
+            </w:r>
+          </w:p>
+        </w:tc>
+      </w:tr>
     </w:tbl>
+    <w:p>
+      <w:pPr>
+        <w:pStyle w:val="Heading2"/>
+      </w:pPr>
+      <w:r>
+        <w:t>Post-plan: hunting the second leg (Cases 36–40)</w:t>
+      </w:r>
+    </w:p>
+    <w:p>
+      <w:r>
+        <w:rPr>
+          <w:b w:val="0"/>
+        </w:rPr>
+        <w:t>With the backlog closed, the next-highest-EV move was to *strengthen the one fundamental that</w:t>
+      </w:r>
+    </w:p>
+    <w:p>
+      <w:r>
+        <w:rPr>
+          <w:b w:val="0"/>
+        </w:rPr>
+        <w:t xml:space="preserve">generalizes* (value) rather than hunt blind. </w:t>
+      </w:r>
+      <w:r>
+        <w:rPr>
+          <w:b/>
+        </w:rPr>
+        <w:t>On large-caps both refinements failed</w:t>
+      </w:r>
+      <w:r>
+        <w:rPr>
+          <w:b w:val="0"/>
+        </w:rPr>
+        <w:t xml:space="preserve"> — sector-neutral</w:t>
+      </w:r>
+    </w:p>
+    <w:p>
+      <w:r>
+        <w:rPr>
+          <w:b w:val="0"/>
+        </w:rPr>
+        <w:t>value and value+momentum *raised every in-universe number but failed the fresh-symbol holdout* (Case 37</w:t>
+      </w:r>
+    </w:p>
+    <w:p>
+      <w:r>
+        <w:rPr>
+          <w:b w:val="0"/>
+        </w:rPr>
+        <w:t xml:space="preserve">is the cleanest proof that </w:t>
+      </w:r>
+      <w:r>
+        <w:rPr>
+          <w:b/>
+        </w:rPr>
+        <w:t>out-of-sample-in-time ≠ out-of-sample-in-symbols</w:t>
+      </w:r>
+      <w:r>
+        <w:rPr>
+          <w:b w:val="0"/>
+        </w:rPr>
+        <w:t>: a +0.76 chronological</w:t>
+      </w:r>
+    </w:p>
+    <w:p>
+      <w:r>
+        <w:rPr>
+          <w:b w:val="0"/>
+        </w:rPr>
+        <w:t xml:space="preserve">split, a −0.23 disjoint-symbol split). </w:t>
+      </w:r>
+      <w:r>
+        <w:rPr>
+          <w:b/>
+        </w:rPr>
+        <w:t>Then we moved off large-caps</w:t>
+      </w:r>
+      <w:r>
+        <w:rPr>
+          <w:b w:val="0"/>
+        </w:rPr>
+        <w:t>, where the literature says the</w:t>
+      </w:r>
+    </w:p>
+    <w:p>
+      <w:r>
+        <w:rPr>
+          <w:b w:val="0"/>
+        </w:rPr>
+        <w:t xml:space="preserve">premia don't live: value on a fresh </w:t>
+      </w:r>
+      <w:r>
+        <w:rPr>
+          <w:b/>
+        </w:rPr>
+        <w:t>mid-cap</w:t>
+      </w:r>
+      <w:r>
+        <w:rPr>
+          <w:b w:val="0"/>
+        </w:rPr>
+        <w:t xml:space="preserve"> universe scored **0.21 (2× large-cap) and generalized</w:t>
+      </w:r>
+    </w:p>
+    <w:p>
+      <w:r>
+        <w:rPr>
+          <w:b w:val="0"/>
+        </w:rPr>
+        <w:t>(+0.14)</w:t>
+      </w:r>
+      <w:r>
+        <w:rPr>
+          <w:b/>
+        </w:rPr>
+        <w:t xml:space="preserve">, and a </w:t>
+      </w:r>
+      <w:r>
+        <w:rPr>
+          <w:b w:val="0"/>
+        </w:rPr>
+        <w:t>light</w:t>
+      </w:r>
+      <w:r>
+        <w:rPr>
+          <w:b/>
+        </w:rPr>
+        <w:t xml:space="preserve"> momentum tilt lifted it to </w:t>
+      </w:r>
+      <w:r>
+        <w:rPr>
+          <w:b w:val="0"/>
+        </w:rPr>
+        <w:t>0.39 / holdout +0.24** — the strongest</w:t>
+      </w:r>
+    </w:p>
+    <w:p>
+      <w:r>
+        <w:rPr>
+          <w:b w:val="0"/>
+        </w:rPr>
+        <w:t>generalizing fundamental in the program, *but still short of the regime+DSR rail*. The size-tilt is</w:t>
+      </w:r>
+    </w:p>
+    <w:p>
+      <w:r>
+        <w:rPr>
+          <w:b/>
+        </w:rPr>
+        <w:t>non-monotonic</w:t>
+      </w:r>
+      <w:r>
+        <w:rPr>
+          <w:b w:val="0"/>
+        </w:rPr>
+        <w:t xml:space="preserve">: it </w:t>
+      </w:r>
+      <w:r>
+        <w:rPr>
+          <w:b/>
+        </w:rPr>
+        <w:t>inverts in small-caps (−0.26)</w:t>
+      </w:r>
+      <w:r>
+        <w:rPr>
+          <w:b w:val="0"/>
+        </w:rPr>
+        <w:t xml:space="preserve"> — value-trap + the 2021–26 small-cap bear — so</w:t>
+      </w:r>
+    </w:p>
+    <w:p>
+      <w:r>
+        <w:rPr>
+          <w:b w:val="0"/>
+        </w:rPr>
+        <w:t>mid-cap is a genuine local sweet spot, not a ladder. Net: still no *deployable* second leg, but the first</w:t>
+      </w:r>
+    </w:p>
+    <w:p>
+      <w:r>
+        <w:rPr>
+          <w:b w:val="0"/>
+        </w:rPr>
+        <w:t>real lead (mid-cap value+light-momentum), held at zero size until it clears the rail.</w:t>
+      </w:r>
+    </w:p>
     <w:p>
       <w:pPr>
         <w:pStyle w:val="Heading2"/>
@@ -1143,13 +1736,13 @@
         <w:rPr>
           <w:b/>
         </w:rPr>
-        <w:t>Plan complete (11 tested, 1 deferred).</w:t>
+        <w:t>Plan complete (11 tested, 1 deferred) + post-plan size-tilt hunt (Cases 36–40).</w:t>
       </w:r>
       <w:r>
         <w:rPr>
           <w:b w:val="0"/>
         </w:rPr>
-        <w:t xml:space="preserve"> Of the whole untested-factor backlog, **zero new deployable</w:t>
+        <w:t xml:space="preserve"> Of the whole</w:t>
       </w:r>
     </w:p>
     <w:p>
@@ -1157,7 +1750,19 @@
         <w:rPr>
           <w:b w:val="0"/>
         </w:rPr>
-        <w:t>edges** — the classic factor zoo (Cases 26–34) is absent on our large-caps, BAB needs leverage, and the</w:t>
+        <w:t xml:space="preserve">untested-factor backlog, </w:t>
+      </w:r>
+      <w:r>
+        <w:rPr>
+          <w:b/>
+        </w:rPr>
+        <w:t>zero new deployable edges</w:t>
+      </w:r>
+      <w:r>
+        <w:rPr>
+          <w:b w:val="0"/>
+        </w:rPr>
+        <w:t xml:space="preserve"> — the classic factor zoo (Cases 26–34) is absent</w:t>
       </w:r>
     </w:p>
     <w:p>
@@ -1165,7 +1770,7 @@
         <w:rPr>
           <w:b w:val="0"/>
         </w:rPr>
-        <w:t>sector-rescue for accruals was refuted (Case 35). The one validated edge remains the **cointegrated-pairs</w:t>
+        <w:t>on our large-caps, BAB needs leverage, and the sector-rescue for accruals was refuted (Case 35). The</w:t>
       </w:r>
     </w:p>
     <w:p>
@@ -1173,7 +1778,19 @@
         <w:rPr>
           <w:b w:val="0"/>
         </w:rPr>
-        <w:t>basket, corrected upward to WF ~0.83** (top-10 + 5% ADF), −4% DD. Value composite generalizes but is too</w:t>
+        <w:t xml:space="preserve">post-plan value-refinement hunt found </w:t>
+      </w:r>
+      <w:r>
+        <w:rPr>
+          <w:b/>
+        </w:rPr>
+        <w:t>one genuine lead but no deployable second leg</w:t>
+      </w:r>
+      <w:r>
+        <w:rPr>
+          <w:b w:val="0"/>
+        </w:rPr>
+        <w:t>: mid-cap</w:t>
       </w:r>
     </w:p>
     <w:p>
@@ -1181,7 +1798,7 @@
         <w:rPr>
           <w:b w:val="0"/>
         </w:rPr>
-        <w:t>thin to add. Net: the deployable portfolio is the pairs basket alone; the search continues for a *second*</w:t>
+        <w:t>value+light-momentum (0.39, holdout +0.24) clears generalization but fails the regime+DSR rail. The one</w:t>
       </w:r>
     </w:p>
     <w:p>
@@ -1189,7 +1806,19 @@
         <w:rPr>
           <w:b w:val="0"/>
         </w:rPr>
-        <w:t>genuinely-good uncorrelated leg (the binding constraint). The reusable factor engine + AI loop make the</w:t>
+        <w:t xml:space="preserve">validated edge remains the </w:t>
+      </w:r>
+      <w:r>
+        <w:rPr>
+          <w:b/>
+        </w:rPr>
+        <w:t>cointegrated-pairs basket, corrected upward to WF ~0.83</w:t>
+      </w:r>
+      <w:r>
+        <w:rPr>
+          <w:b w:val="0"/>
+        </w:rPr>
+        <w:t xml:space="preserve"> (top-10 + 5% ADF),</w:t>
       </w:r>
     </w:p>
     <w:p>
@@ -1197,7 +1826,23 @@
         <w:rPr>
           <w:b w:val="0"/>
         </w:rPr>
-        <w:t>next candidate a quick, gated test.</w:t>
+        <w:t>−4% DD. Net: the deployable portfolio is the pairs basket alone; the search continues for a *second*</w:t>
+      </w:r>
+    </w:p>
+    <w:p>
+      <w:r>
+        <w:rPr>
+          <w:b w:val="0"/>
+        </w:rPr>
+        <w:t>genuinely-good uncorrelated leg (the binding constraint), with mid-cap value+momentum the leading</w:t>
+      </w:r>
+    </w:p>
+    <w:p>
+      <w:r>
+        <w:rPr>
+          <w:b w:val="0"/>
+        </w:rPr>
+        <w:t>candidate. The reusable factor engine + AI loop make the next candidate a quick, gated test.</w:t>
       </w:r>
     </w:p>
     <w:p>

--- a/docs/STRATEGY_TEST_PLAN.docx
+++ b/docs/STRATEGY_TEST_PLAN.docx
@@ -1536,6 +1536,158 @@
           </w:p>
         </w:tc>
       </w:tr>
+      <w:tr>
+        <w:tc>
+          <w:tcPr>
+            <w:tcW w:type="dxa" w:w="1728"/>
+          </w:tcPr>
+          <w:p>
+            <w:r>
+              <w:rPr>
+                <w:b w:val="0"/>
+              </w:rPr>
+              <w:t>18</w:t>
+            </w:r>
+          </w:p>
+        </w:tc>
+        <w:tc>
+          <w:tcPr>
+            <w:tcW w:type="dxa" w:w="1728"/>
+          </w:tcPr>
+          <w:p>
+            <w:r>
+              <w:rPr>
+                <w:b/>
+              </w:rPr>
+              <w:t>Factor zoo on MID-CAPS</w:t>
+            </w:r>
+            <w:r>
+              <w:rPr>
+                <w:b w:val="0"/>
+              </w:rPr>
+              <w:t xml:space="preserve"> (find more like value)</w:t>
+            </w:r>
+          </w:p>
+        </w:tc>
+        <w:tc>
+          <w:tcPr>
+            <w:tcW w:type="dxa" w:w="1728"/>
+          </w:tcPr>
+          <w:p>
+            <w:r>
+              <w:rPr>
+                <w:b w:val="0"/>
+              </w:rPr>
+              <w:t>289-name midcap + EDGAR</w:t>
+            </w:r>
+          </w:p>
+        </w:tc>
+        <w:tc>
+          <w:tcPr>
+            <w:tcW w:type="dxa" w:w="1728"/>
+          </w:tcPr>
+          <w:p>
+            <w:r>
+              <w:rPr>
+                <w:b w:val="0"/>
+              </w:rPr>
+              <w:t>✅</w:t>
+            </w:r>
+          </w:p>
+        </w:tc>
+        <w:tc>
+          <w:tcPr>
+            <w:tcW w:type="dxa" w:w="1728"/>
+          </w:tcPr>
+          <w:p>
+            <w:r>
+              <w:rPr>
+                <w:b/>
+              </w:rPr>
+              <w:t>momentum family revives</w:t>
+            </w:r>
+            <w:r>
+              <w:rPr>
+                <w:b w:val="0"/>
+              </w:rPr>
+              <w:t xml:space="preserve"> — residual &amp; vol-managed momentum generalize (holdout +0.25, volmom 4/6 yrs); quality/lottery stay dead (Case 41)</w:t>
+            </w:r>
+          </w:p>
+        </w:tc>
+      </w:tr>
+      <w:tr>
+        <w:tc>
+          <w:tcPr>
+            <w:tcW w:type="dxa" w:w="1728"/>
+          </w:tcPr>
+          <w:p>
+            <w:r>
+              <w:rPr>
+                <w:b w:val="0"/>
+              </w:rPr>
+              <w:t>19</w:t>
+            </w:r>
+          </w:p>
+        </w:tc>
+        <w:tc>
+          <w:tcPr>
+            <w:tcW w:type="dxa" w:w="1728"/>
+          </w:tcPr>
+          <w:p>
+            <w:r>
+              <w:rPr>
+                <w:b/>
+              </w:rPr>
+              <w:t>Mid-cap value + vol-managed-momentum combiner</w:t>
+            </w:r>
+          </w:p>
+        </w:tc>
+        <w:tc>
+          <w:tcPr>
+            <w:tcW w:type="dxa" w:w="1728"/>
+          </w:tcPr>
+          <w:p>
+            <w:r>
+              <w:rPr>
+                <w:b w:val="0"/>
+              </w:rPr>
+              <w:t>midcap bars + EDGAR</w:t>
+            </w:r>
+          </w:p>
+        </w:tc>
+        <w:tc>
+          <w:tcPr>
+            <w:tcW w:type="dxa" w:w="1728"/>
+          </w:tcPr>
+          <w:p>
+            <w:r>
+              <w:rPr>
+                <w:b w:val="0"/>
+              </w:rPr>
+              <w:t>🟢</w:t>
+            </w:r>
+          </w:p>
+        </w:tc>
+        <w:tc>
+          <w:tcPr>
+            <w:tcW w:type="dxa" w:w="1728"/>
+          </w:tcPr>
+          <w:p>
+            <w:r>
+              <w:rPr>
+                <w:b/>
+              </w:rPr>
+              <w:t>−0.26 corr → 5/6 positive years, −7% DD, Sh ~0.4–0.5</w:t>
+            </w:r>
+            <w:r>
+              <w:rPr>
+                <w:b w:val="0"/>
+              </w:rPr>
+              <w:t>; first to meet the validated bar; pending pairs-corr + forward track (Case 42)</w:t>
+            </w:r>
+          </w:p>
+        </w:tc>
+      </w:tr>
     </w:tbl>
     <w:p>
       <w:pPr>

--- a/docs/STRATEGY_TEST_PLAN.docx
+++ b/docs/STRATEGY_TEST_PLAN.docx
@@ -1688,6 +1688,170 @@
           </w:p>
         </w:tc>
       </w:tr>
+      <w:tr>
+        <w:tc>
+          <w:tcPr>
+            <w:tcW w:type="dxa" w:w="1728"/>
+          </w:tcPr>
+          <w:p>
+            <w:r>
+              <w:rPr>
+                <w:b w:val="0"/>
+              </w:rPr>
+              <w:t>20</w:t>
+            </w:r>
+          </w:p>
+        </w:tc>
+        <w:tc>
+          <w:tcPr>
+            <w:tcW w:type="dxa" w:w="1728"/>
+          </w:tcPr>
+          <w:p>
+            <w:r>
+              <w:rPr>
+                <w:b/>
+              </w:rPr>
+              <w:t>Gate #1: correlation vs deployed pairs basket</w:t>
+            </w:r>
+          </w:p>
+        </w:tc>
+        <w:tc>
+          <w:tcPr>
+            <w:tcW w:type="dxa" w:w="1728"/>
+          </w:tcPr>
+          <w:p>
+            <w:r>
+              <w:rPr>
+                <w:b w:val="0"/>
+              </w:rPr>
+              <w:t>both caches</w:t>
+            </w:r>
+          </w:p>
+        </w:tc>
+        <w:tc>
+          <w:tcPr>
+            <w:tcW w:type="dxa" w:w="1728"/>
+          </w:tcPr>
+          <w:p>
+            <w:r>
+              <w:rPr>
+                <w:b w:val="0"/>
+              </w:rPr>
+              <w:t>✅</w:t>
+            </w:r>
+          </w:p>
+        </w:tc>
+        <w:tc>
+          <w:tcPr>
+            <w:tcW w:type="dxa" w:w="1728"/>
+          </w:tcPr>
+          <w:p>
+            <w:r>
+              <w:rPr>
+                <w:b/>
+              </w:rPr>
+              <w:t>ρ = −0.03</w:t>
+            </w:r>
+            <w:r>
+              <w:rPr>
+                <w:b w:val="0"/>
+              </w:rPr>
+              <w:t xml:space="preserve"> (uncorrelated), 2-sleeve book 6/6 positive years — diversifies (Case 42 gate)</w:t>
+            </w:r>
+          </w:p>
+        </w:tc>
+      </w:tr>
+      <w:tr>
+        <w:tc>
+          <w:tcPr>
+            <w:tcW w:type="dxa" w:w="1728"/>
+          </w:tcPr>
+          <w:p>
+            <w:r>
+              <w:rPr>
+                <w:b w:val="0"/>
+              </w:rPr>
+              <w:t>21</w:t>
+            </w:r>
+          </w:p>
+        </w:tc>
+        <w:tc>
+          <w:tcPr>
+            <w:tcW w:type="dxa" w:w="1728"/>
+          </w:tcPr>
+          <w:p>
+            <w:r>
+              <w:rPr>
+                <w:b/>
+              </w:rPr>
+              <w:t>Survivorship point-in-time re-test</w:t>
+            </w:r>
+            <w:r>
+              <w:rPr>
+                <w:b w:val="0"/>
+              </w:rPr>
+              <w:t xml:space="preserve"> (delisted names)</w:t>
+            </w:r>
+          </w:p>
+        </w:tc>
+        <w:tc>
+          <w:tcPr>
+            <w:tcW w:type="dxa" w:w="1728"/>
+          </w:tcPr>
+          <w:p>
+            <w:r>
+              <w:rPr>
+                <w:b w:val="0"/>
+              </w:rPr>
+              <w:t>+50 delisted via Alpaca</w:t>
+            </w:r>
+          </w:p>
+        </w:tc>
+        <w:tc>
+          <w:tcPr>
+            <w:tcW w:type="dxa" w:w="1728"/>
+          </w:tcPr>
+          <w:p>
+            <w:r>
+              <w:rPr>
+                <w:b w:val="0"/>
+              </w:rPr>
+              <w:t>❌→🟡</w:t>
+            </w:r>
+          </w:p>
+        </w:tc>
+        <w:tc>
+          <w:tcPr>
+            <w:tcW w:type="dxa" w:w="1728"/>
+          </w:tcPr>
+          <w:p>
+            <w:r>
+              <w:rPr>
+                <w:b/>
+              </w:rPr>
+              <w:t>FLIPS value→momentum</w:t>
+            </w:r>
+            <w:r>
+              <w:rPr>
+                <w:b w:val="0"/>
+              </w:rPr>
+              <w:t>: value 0.35→−0.45 (inflated, buys traps), vol-mgd momentum 0.39→</w:t>
+            </w:r>
+            <w:r>
+              <w:rPr>
+                <w:b/>
+              </w:rPr>
+              <w:t>1.35</w:t>
+            </w:r>
+            <w:r>
+              <w:rPr>
+                <w:b w:val="0"/>
+              </w:rPr>
+              <w:t xml:space="preserve"> (robust, shorts traps) — real edge is momentum, borrow-gated (Case 43)</w:t>
+            </w:r>
+          </w:p>
+        </w:tc>
+      </w:tr>
     </w:tbl>
     <w:p>
       <w:pPr>

--- a/docs/STRATEGY_TEST_PLAN.docx
+++ b/docs/STRATEGY_TEST_PLAN.docx
@@ -1852,6 +1852,85 @@
           </w:p>
         </w:tc>
       </w:tr>
+      <w:tr>
+        <w:tc>
+          <w:tcPr>
+            <w:tcW w:type="dxa" w:w="1728"/>
+          </w:tcPr>
+          <w:p>
+            <w:r>
+              <w:rPr>
+                <w:b w:val="0"/>
+              </w:rPr>
+              <w:t>22</w:t>
+            </w:r>
+          </w:p>
+        </w:tc>
+        <w:tc>
+          <w:tcPr>
+            <w:tcW w:type="dxa" w:w="1728"/>
+          </w:tcPr>
+          <w:p>
+            <w:r>
+              <w:rPr>
+                <w:b/>
+              </w:rPr>
+              <w:t>Momentum under adverse borrow + long/index-hedge</w:t>
+            </w:r>
+          </w:p>
+        </w:tc>
+        <w:tc>
+          <w:tcPr>
+            <w:tcW w:type="dxa" w:w="1728"/>
+          </w:tcPr>
+          <w:p>
+            <w:r>
+              <w:rPr>
+                <w:b w:val="0"/>
+              </w:rPr>
+              <w:t>midcap+delisted bars</w:t>
+            </w:r>
+          </w:p>
+        </w:tc>
+        <w:tc>
+          <w:tcPr>
+            <w:tcW w:type="dxa" w:w="1728"/>
+          </w:tcPr>
+          <w:p>
+            <w:r>
+              <w:rPr>
+                <w:b w:val="0"/>
+              </w:rPr>
+              <w:t>⚠️</w:t>
+            </w:r>
+          </w:p>
+        </w:tc>
+        <w:tc>
+          <w:tcPr>
+            <w:tcW w:type="dxa" w:w="1728"/>
+          </w:tcPr>
+          <w:p>
+            <w:r>
+              <w:rPr>
+                <w:b w:val="0"/>
+              </w:rPr>
+              <w:t xml:space="preserve">L/S survives borrow at ~1.1 (PIT, dollar-neutral, winsorized) BUT </w:t>
+            </w:r>
+            <w:r>
+              <w:rPr>
+                <w:b/>
+              </w:rPr>
+              <w:t>long/hedged borrow-free form DEAD</w:t>
+            </w:r>
+            <w:r>
+              <w:rPr>
+                <w:b w:val="0"/>
+              </w:rPr>
+              <w:t xml:space="preserve"> (0.08); alpha is short-side-only, magnitude bracketed 0.3–1.1 (Case 44)</w:t>
+            </w:r>
+          </w:p>
+        </w:tc>
+      </w:tr>
     </w:tbl>
     <w:p>
       <w:pPr>

--- a/docs/STRATEGY_TEST_PLAN.docx
+++ b/docs/STRATEGY_TEST_PLAN.docx
@@ -1931,6 +1931,109 @@
           </w:p>
         </w:tc>
       </w:tr>
+      <w:tr>
+        <w:tc>
+          <w:tcPr>
+            <w:tcW w:type="dxa" w:w="1728"/>
+          </w:tcPr>
+          <w:p>
+            <w:r>
+              <w:rPr>
+                <w:b w:val="0"/>
+              </w:rPr>
+              <w:t>23</w:t>
+            </w:r>
+          </w:p>
+        </w:tc>
+        <w:tc>
+          <w:tcPr>
+            <w:tcW w:type="dxa" w:w="1728"/>
+          </w:tcPr>
+          <w:p>
+            <w:r>
+              <w:rPr>
+                <w:b/>
+              </w:rPr>
+              <w:t>Representative point-in-time universe</w:t>
+            </w:r>
+            <w:r>
+              <w:rPr>
+                <w:b w:val="0"/>
+              </w:rPr>
+              <w:t xml:space="preserve"> (all 1707 delistings, SIP)</w:t>
+            </w:r>
+          </w:p>
+        </w:tc>
+        <w:tc>
+          <w:tcPr>
+            <w:tcW w:type="dxa" w:w="1728"/>
+          </w:tcPr>
+          <w:p>
+            <w:r>
+              <w:rPr>
+                <w:b w:val="0"/>
+              </w:rPr>
+              <w:t>Alpaca inactive-assets API</w:t>
+            </w:r>
+          </w:p>
+        </w:tc>
+        <w:tc>
+          <w:tcPr>
+            <w:tcW w:type="dxa" w:w="1728"/>
+          </w:tcPr>
+          <w:p>
+            <w:r>
+              <w:rPr>
+                <w:b w:val="0"/>
+              </w:rPr>
+              <w:t>✅</w:t>
+            </w:r>
+          </w:p>
+        </w:tc>
+        <w:tc>
+          <w:tcPr>
+            <w:tcW w:type="dxa" w:w="1728"/>
+          </w:tcPr>
+          <w:p>
+            <w:r>
+              <w:rPr>
+                <w:b/>
+              </w:rPr>
+              <w:t>1.35 was a cherry-pick artifact</w:t>
+            </w:r>
+            <w:r>
+              <w:rPr>
+                <w:b w:val="0"/>
+              </w:rPr>
+              <w:t xml:space="preserve"> — representative delistings are mostly ACQUISITIONS; magnitude collapses to </w:t>
+            </w:r>
+            <w:r>
+              <w:rPr>
+                <w:b/>
+              </w:rPr>
+              <w:t>~0.4</w:t>
+            </w:r>
+            <w:r>
+              <w:rPr>
+                <w:b w:val="0"/>
+              </w:rPr>
+              <w:t xml:space="preserve"> (0.49 gross / 0.36 borrow / </w:t>
+            </w:r>
+            <w:r>
+              <w:rPr>
+                <w:b/>
+              </w:rPr>
+              <w:t>0.31 long-hedge borrow-free</w:t>
+            </w:r>
+            <w:r>
+              <w:rPr>
+                <w:b w:val="0"/>
+              </w:rPr>
+              <w:t>) (Case 45)</w:t>
+            </w:r>
+          </w:p>
+        </w:tc>
+      </w:tr>
     </w:tbl>
     <w:p>
       <w:pPr>

--- a/docs/STRATEGY_TEST_PLAN.docx
+++ b/docs/STRATEGY_TEST_PLAN.docx
@@ -2017,13 +2017,13 @@
               <w:rPr>
                 <w:b w:val="0"/>
               </w:rPr>
-              <w:t xml:space="preserve"> (0.49 gross / 0.36 borrow / </w:t>
+              <w:t xml:space="preserve"> (0.43 gross / 0.30 borrow / </w:t>
             </w:r>
             <w:r>
               <w:rPr>
                 <w:b/>
               </w:rPr>
-              <w:t>0.31 long-hedge borrow-free</w:t>
+              <w:t>0.23 long-hedge borrow-free</w:t>
             </w:r>
             <w:r>
               <w:rPr>

--- a/docs/STRATEGY_TEST_PLAN.docx
+++ b/docs/STRATEGY_TEST_PLAN.docx
@@ -2034,6 +2034,146 @@
           </w:p>
         </w:tc>
       </w:tr>
+      <w:tr>
+        <w:tc>
+          <w:tcPr>
+            <w:tcW w:type="dxa" w:w="1728"/>
+          </w:tcPr>
+          <w:p>
+            <w:r>
+              <w:rPr>
+                <w:b w:val="0"/>
+              </w:rPr>
+              <w:t>24</w:t>
+            </w:r>
+          </w:p>
+        </w:tc>
+        <w:tc>
+          <w:tcPr>
+            <w:tcW w:type="dxa" w:w="1728"/>
+          </w:tcPr>
+          <w:p>
+            <w:r>
+              <w:rPr>
+                <w:b/>
+              </w:rPr>
+              <w:t>Forward paper-track the momentum sleeve</w:t>
+            </w:r>
+          </w:p>
+        </w:tc>
+        <w:tc>
+          <w:tcPr>
+            <w:tcW w:type="dxa" w:w="1728"/>
+          </w:tcPr>
+          <w:p>
+            <w:r>
+              <w:rPr>
+                <w:b w:val="0"/>
+              </w:rPr>
+              <w:t>live launchd</w:t>
+            </w:r>
+          </w:p>
+        </w:tc>
+        <w:tc>
+          <w:tcPr>
+            <w:tcW w:type="dxa" w:w="1728"/>
+          </w:tcPr>
+          <w:p>
+            <w:r>
+              <w:rPr>
+                <w:b w:val="0"/>
+              </w:rPr>
+              <w:t>✅</w:t>
+            </w:r>
+          </w:p>
+        </w:tc>
+        <w:tc>
+          <w:tcPr>
+            <w:tcW w:type="dxa" w:w="1728"/>
+          </w:tcPr>
+          <w:p>
+            <w:r>
+              <w:rPr>
+                <w:b w:val="0"/>
+              </w:rPr>
+              <w:t>deployed: long/index-hedge sleeve on `com.alpca.forwardtrack` daily, sized tiny on honest 0.23, uncorrelated w/ pairs</w:t>
+            </w:r>
+          </w:p>
+        </w:tc>
+      </w:tr>
+      <w:tr>
+        <w:tc>
+          <w:tcPr>
+            <w:tcW w:type="dxa" w:w="1728"/>
+          </w:tcPr>
+          <w:p>
+            <w:r>
+              <w:rPr>
+                <w:b w:val="0"/>
+              </w:rPr>
+              <w:t>25</w:t>
+            </w:r>
+          </w:p>
+        </w:tc>
+        <w:tc>
+          <w:tcPr>
+            <w:tcW w:type="dxa" w:w="1728"/>
+          </w:tcPr>
+          <w:p>
+            <w:r>
+              <w:rPr>
+                <w:b/>
+              </w:rPr>
+              <w:t>Survivorship test of the DEPLOYED pairs edge</w:t>
+            </w:r>
+          </w:p>
+        </w:tc>
+        <w:tc>
+          <w:tcPr>
+            <w:tcW w:type="dxa" w:w="1728"/>
+          </w:tcPr>
+          <w:p>
+            <w:r>
+              <w:rPr>
+                <w:b w:val="0"/>
+              </w:rPr>
+              <w:t>SIP PIT large-cap (195+32)</w:t>
+            </w:r>
+          </w:p>
+        </w:tc>
+        <w:tc>
+          <w:tcPr>
+            <w:tcW w:type="dxa" w:w="1728"/>
+          </w:tcPr>
+          <w:p>
+            <w:r>
+              <w:rPr>
+                <w:b w:val="0"/>
+              </w:rPr>
+              <w:t>✅</w:t>
+            </w:r>
+          </w:p>
+        </w:tc>
+        <w:tc>
+          <w:tcPr>
+            <w:tcW w:type="dxa" w:w="1728"/>
+          </w:tcPr>
+          <w:p>
+            <w:r>
+              <w:rPr>
+                <w:b/>
+              </w:rPr>
+              <w:t>ROBUST</w:t>
+            </w:r>
+            <w:r>
+              <w:rPr>
+                <w:b w:val="0"/>
+              </w:rPr>
+              <w:t>: delisting-aware WF +0.83→+0.93; delisted legs rarely traded (3 names); new `delisting_aware_walkforward` banked (Case 46)</w:t>
+            </w:r>
+          </w:p>
+        </w:tc>
+      </w:tr>
     </w:tbl>
     <w:p>
       <w:pPr>

--- a/docs/STRATEGY_TEST_PLAN.docx
+++ b/docs/STRATEGY_TEST_PLAN.docx
@@ -2174,6 +2174,85 @@
           </w:p>
         </w:tc>
       </w:tr>
+      <w:tr>
+        <w:tc>
+          <w:tcPr>
+            <w:tcW w:type="dxa" w:w="1728"/>
+          </w:tcPr>
+          <w:p>
+            <w:r>
+              <w:rPr>
+                <w:b w:val="0"/>
+              </w:rPr>
+              <w:t>26</w:t>
+            </w:r>
+          </w:p>
+        </w:tc>
+        <w:tc>
+          <w:tcPr>
+            <w:tcW w:type="dxa" w:w="1728"/>
+          </w:tcPr>
+          <w:p>
+            <w:r>
+              <w:rPr>
+                <w:b/>
+              </w:rPr>
+              <w:t>Honest two-sleeve combiner</w:t>
+            </w:r>
+            <w:r>
+              <w:rPr>
+                <w:b w:val="0"/>
+              </w:rPr>
+              <w:t xml:space="preserve"> (WF pairs + momentum, dated)</w:t>
+            </w:r>
+          </w:p>
+        </w:tc>
+        <w:tc>
+          <w:tcPr>
+            <w:tcW w:type="dxa" w:w="1728"/>
+          </w:tcPr>
+          <w:p>
+            <w:r>
+              <w:rPr>
+                <w:b w:val="0"/>
+              </w:rPr>
+              <w:t>both SIP caches</w:t>
+            </w:r>
+          </w:p>
+        </w:tc>
+        <w:tc>
+          <w:tcPr>
+            <w:tcW w:type="dxa" w:w="1728"/>
+          </w:tcPr>
+          <w:p>
+            <w:r>
+              <w:rPr>
+                <w:b w:val="0"/>
+              </w:rPr>
+              <w:t>❌</w:t>
+            </w:r>
+          </w:p>
+        </w:tc>
+        <w:tc>
+          <w:tcPr>
+            <w:tcW w:type="dxa" w:w="1728"/>
+          </w:tcPr>
+          <w:p>
+            <w:r>
+              <w:rPr>
+                <w:b/>
+              </w:rPr>
+              <w:t>DILUTES</w:t>
+            </w:r>
+            <w:r>
+              <w:rPr>
+                <w:b w:val="0"/>
+              </w:rPr>
+              <w:t>: momentum −0.15 over the OOS overlap (carried by 2021); inverse-vol combined 0.47 &lt; pairs-alone 0.83 → deploy pairs alone (Case 47)</w:t>
+            </w:r>
+          </w:p>
+        </w:tc>
+      </w:tr>
     </w:tbl>
     <w:p>
       <w:pPr>

--- a/docs/STRATEGY_TEST_PLAN.docx
+++ b/docs/STRATEGY_TEST_PLAN.docx
@@ -2253,6 +2253,79 @@
           </w:p>
         </w:tc>
       </w:tr>
+      <w:tr>
+        <w:tc>
+          <w:tcPr>
+            <w:tcW w:type="dxa" w:w="1728"/>
+          </w:tcPr>
+          <w:p>
+            <w:r>
+              <w:rPr>
+                <w:b w:val="0"/>
+              </w:rPr>
+              <w:t>27</w:t>
+            </w:r>
+          </w:p>
+        </w:tc>
+        <w:tc>
+          <w:tcPr>
+            <w:tcW w:type="dxa" w:w="1728"/>
+          </w:tcPr>
+          <w:p>
+            <w:r>
+              <w:rPr>
+                <w:b/>
+              </w:rPr>
+              <w:t>Cross-sectional calendar seasonality</w:t>
+            </w:r>
+            <w:r>
+              <w:rPr>
+                <w:b w:val="0"/>
+              </w:rPr>
+              <w:t xml:space="preserve"> (2nd-leg hunt)</w:t>
+            </w:r>
+          </w:p>
+        </w:tc>
+        <w:tc>
+          <w:tcPr>
+            <w:tcW w:type="dxa" w:w="1728"/>
+          </w:tcPr>
+          <w:p>
+            <w:r>
+              <w:rPr>
+                <w:b w:val="0"/>
+              </w:rPr>
+              <w:t>midcap bars (zero new data)</w:t>
+            </w:r>
+          </w:p>
+        </w:tc>
+        <w:tc>
+          <w:tcPr>
+            <w:tcW w:type="dxa" w:w="1728"/>
+          </w:tcPr>
+          <w:p>
+            <w:r>
+              <w:rPr>
+                <w:b w:val="0"/>
+              </w:rPr>
+              <w:t>❌</w:t>
+            </w:r>
+          </w:p>
+        </w:tc>
+        <w:tc>
+          <w:tcPr>
+            <w:tcW w:type="dxa" w:w="1728"/>
+          </w:tcPr>
+          <w:p>
+            <w:r>
+              <w:rPr>
+                <w:b w:val="0"/>
+              </w:rPr>
+              <w:t>uncorrelated (ρ=0.06) + looked +0.35 OOS, but per-year unstable (−2025/−2026); 0.83→0.88 lift was a partial-2026 artifact, dilutes without it (Case 48)</w:t>
+            </w:r>
+          </w:p>
+        </w:tc>
+      </w:tr>
     </w:tbl>
     <w:p>
       <w:pPr>

--- a/docs/STRATEGY_TEST_PLAN.docx
+++ b/docs/STRATEGY_TEST_PLAN.docx
@@ -2326,6 +2326,85 @@
           </w:p>
         </w:tc>
       </w:tr>
+      <w:tr>
+        <w:tc>
+          <w:tcPr>
+            <w:tcW w:type="dxa" w:w="1728"/>
+          </w:tcPr>
+          <w:p>
+            <w:r>
+              <w:rPr>
+                <w:b w:val="0"/>
+              </w:rPr>
+              <w:t>28</w:t>
+            </w:r>
+          </w:p>
+        </w:tc>
+        <w:tc>
+          <w:tcPr>
+            <w:tcW w:type="dxa" w:w="1728"/>
+          </w:tcPr>
+          <w:p>
+            <w:r>
+              <w:rPr>
+                <w:b/>
+              </w:rPr>
+              <w:t>Short-volatility / VRP</w:t>
+            </w:r>
+            <w:r>
+              <w:rPr>
+                <w:b w:val="0"/>
+              </w:rPr>
+              <w:t xml:space="preserve"> (2nd-leg hunt, new risk axis)</w:t>
+            </w:r>
+          </w:p>
+        </w:tc>
+        <w:tc>
+          <w:tcPr>
+            <w:tcW w:type="dxa" w:w="1728"/>
+          </w:tcPr>
+          <w:p>
+            <w:r>
+              <w:rPr>
+                <w:b w:val="0"/>
+              </w:rPr>
+              <w:t>VXX/SVXY ETPs (SIP)</w:t>
+            </w:r>
+          </w:p>
+        </w:tc>
+        <w:tc>
+          <w:tcPr>
+            <w:tcW w:type="dxa" w:w="1728"/>
+          </w:tcPr>
+          <w:p>
+            <w:r>
+              <w:rPr>
+                <w:b w:val="0"/>
+              </w:rPr>
+              <w:t>🟢</w:t>
+            </w:r>
+          </w:p>
+        </w:tc>
+        <w:tc>
+          <w:tcPr>
+            <w:tcW w:type="dxa" w:w="1728"/>
+          </w:tcPr>
+          <w:p>
+            <w:r>
+              <w:rPr>
+                <w:b/>
+              </w:rPr>
+              <w:t>FIRST leg that LIFTS</w:t>
+            </w:r>
+            <w:r>
+              <w:rPr>
+                <w:b w:val="0"/>
+              </w:rPr>
+              <w:t>: combined 0.83→1.08, DSR 0.90, ρ=0.04, 6/6 yrs, combined DD unchanged −5.5% at 12% size; asterisk = un-sampled −46% tail (Case 49)</w:t>
+            </w:r>
+          </w:p>
+        </w:tc>
+      </w:tr>
     </w:tbl>
     <w:p>
       <w:pPr>

--- a/docs/STRATEGY_TEST_PLAN.docx
+++ b/docs/STRATEGY_TEST_PLAN.docx
@@ -2405,6 +2405,79 @@
           </w:p>
         </w:tc>
       </w:tr>
+      <w:tr>
+        <w:tc>
+          <w:tcPr>
+            <w:tcW w:type="dxa" w:w="1728"/>
+          </w:tcPr>
+          <w:p>
+            <w:r>
+              <w:rPr>
+                <w:b w:val="0"/>
+              </w:rPr>
+              <w:t>29</w:t>
+            </w:r>
+          </w:p>
+        </w:tc>
+        <w:tc>
+          <w:tcPr>
+            <w:tcW w:type="dxa" w:w="1728"/>
+          </w:tcPr>
+          <w:p>
+            <w:r>
+              <w:rPr>
+                <w:b/>
+              </w:rPr>
+              <w:t>Short-vol TAIL STRESS</w:t>
+            </w:r>
+            <w:r>
+              <w:rPr>
+                <w:b w:val="0"/>
+              </w:rPr>
+              <w:t xml:space="preserve"> (simulate the volmageddon)</w:t>
+            </w:r>
+          </w:p>
+        </w:tc>
+        <w:tc>
+          <w:tcPr>
+            <w:tcW w:type="dxa" w:w="1728"/>
+          </w:tcPr>
+          <w:p>
+            <w:r>
+              <w:rPr>
+                <w:b w:val="0"/>
+              </w:rPr>
+              <w:t>injected shock</w:t>
+            </w:r>
+          </w:p>
+        </w:tc>
+        <w:tc>
+          <w:tcPr>
+            <w:tcW w:type="dxa" w:w="1728"/>
+          </w:tcPr>
+          <w:p>
+            <w:r>
+              <w:rPr>
+                <w:b w:val="0"/>
+              </w:rPr>
+              <w:t>✅</w:t>
+            </w:r>
+          </w:p>
+        </w:tc>
+        <w:tc>
+          <w:tcPr>
+            <w:tcW w:type="dxa" w:w="1728"/>
+          </w:tcPr>
+          <w:p>
+            <w:r>
+              <w:rPr>
+                <w:b w:val="0"/>
+              </w:rPr>
+              <w:t>8% cap VALIDATED: −50% SVXY spike → −7.9% combined DD (−9.4% at −70%); sizing is the tail mgmt (Case 50)</w:t>
+            </w:r>
+          </w:p>
+        </w:tc>
+      </w:tr>
     </w:tbl>
     <w:p>
       <w:pPr>

--- a/docs/STRATEGY_TEST_PLAN.docx
+++ b/docs/STRATEGY_TEST_PLAN.docx
@@ -2478,6 +2478,79 @@
           </w:p>
         </w:tc>
       </w:tr>
+      <w:tr>
+        <w:tc>
+          <w:tcPr>
+            <w:tcW w:type="dxa" w:w="1728"/>
+          </w:tcPr>
+          <w:p>
+            <w:r>
+              <w:rPr>
+                <w:b w:val="0"/>
+              </w:rPr>
+              <w:t>30</w:t>
+            </w:r>
+          </w:p>
+        </w:tc>
+        <w:tc>
+          <w:tcPr>
+            <w:tcW w:type="dxa" w:w="1728"/>
+          </w:tcPr>
+          <w:p>
+            <w:r>
+              <w:rPr>
+                <w:b/>
+              </w:rPr>
+              <w:t>Cross-asset trend / managed-futures</w:t>
+            </w:r>
+            <w:r>
+              <w:rPr>
+                <w:b w:val="0"/>
+              </w:rPr>
+              <w:t xml:space="preserve"> (leg #3, short-vol hedge)</w:t>
+            </w:r>
+          </w:p>
+        </w:tc>
+        <w:tc>
+          <w:tcPr>
+            <w:tcW w:type="dxa" w:w="1728"/>
+          </w:tcPr>
+          <w:p>
+            <w:r>
+              <w:rPr>
+                <w:b w:val="0"/>
+              </w:rPr>
+              <w:t>15-ETF basket (SIP)</w:t>
+            </w:r>
+          </w:p>
+        </w:tc>
+        <w:tc>
+          <w:tcPr>
+            <w:tcW w:type="dxa" w:w="1728"/>
+          </w:tcPr>
+          <w:p>
+            <w:r>
+              <w:rPr>
+                <w:b w:val="0"/>
+              </w:rPr>
+              <w:t>❌</w:t>
+            </w:r>
+          </w:p>
+        </w:tc>
+        <w:tc>
+          <w:tcPr>
+            <w:tcW w:type="dxa" w:w="1728"/>
+          </w:tcPr>
+          <w:p>
+            <w:r>
+              <w:rPr>
+                <w:b w:val="0"/>
+              </w:rPr>
+              <w:t>timing illusory (0.31 &lt; B&amp;H 0.82 &lt; long-only 1.12); −2022/−2023; no short-vol hedge (ρ+0.17); 3-leg dilutes 0.93&lt;1.07 (Case 51)</w:t>
+            </w:r>
+          </w:p>
+        </w:tc>
+      </w:tr>
     </w:tbl>
     <w:p>
       <w:pPr>
